--- a/landing-page/program-detail/rushford-business-school/bba/03-bba-in-finance.docx
+++ b/landing-page/program-detail/rushford-business-school/bba/03-bba-in-finance.docx
@@ -65,7 +65,7 @@
         <w:rPr>
           <w:sz w:val="22"/>
         </w:rPr>
-        <w:t>From financial insight to strategic growth. Rushford Business School's BBA in Finance builds the analytical, investment, and business-finance capabilities behind stronger decisions, in twenty to twenty-four months of fully online study.</w:t>
+        <w:t>From financial insight to strategic growth. Rushford Business School's BBA in Finance builds the analytical, investment, and business-finance capabilities behind stronger decisions, in 20 to 24 months of fully online study.</w:t>
       </w:r>
     </w:p>
     <w:p>
@@ -105,7 +105,7 @@
         <w:pStyle w:val="ListBullet"/>
       </w:pPr>
       <w:r>
-        <w:t>Finance specialisation</w:t>
+        <w:t>Finance specialization</w:t>
       </w:r>
     </w:p>
     <w:p>
@@ -137,7 +137,7 @@
         <w:pStyle w:val="Heading2"/>
       </w:pPr>
       <w:r>
-        <w:t>Programme at a Glance</w:t>
+        <w:t>Program At A Glance</w:t>
       </w:r>
     </w:p>
     <w:tbl>
@@ -220,7 +220,7 @@
                 <w:b/>
                 <w:sz w:val="20"/>
               </w:rPr>
-              <w:t>Specialisation</w:t>
+              <w:t>Specialization</w:t>
             </w:r>
           </w:p>
         </w:tc>
@@ -342,12 +342,12 @@
         <w:pStyle w:val="Heading2"/>
       </w:pPr>
       <w:r>
-        <w:t>Programme Overview</w:t>
+        <w:t>Program Overview</w:t>
       </w:r>
     </w:p>
     <w:p>
       <w:r>
-        <w:t>The BBA in Finance is for learners who want to understand how financial decisions influence business performance, growth, and long-term success. The programme builds a foundation in business operations, leadership, and decision-making, then adds focused expertise in corporate finance, financial statement analysis, investment management, portfolio theory, and finance for SMEs and entrepreneurial ventures.</w:t>
+        <w:t>The BBA in Finance is for learners who want to understand how financial decisions influence business performance, growth, and long-term success. The program builds a foundation in business operations, leadership, and decision-making, then adds focused expertise in corporate finance, financial statement analysis, investment management, portfolio theory, and finance for SMEs and entrepreneurial ventures.</w:t>
       </w:r>
     </w:p>
     <w:p>
@@ -360,7 +360,7 @@
         <w:pStyle w:val="Heading2"/>
       </w:pPr>
       <w:r>
-        <w:t>Why Choose This Programme</w:t>
+        <w:t>Why Choose This Program</w:t>
       </w:r>
     </w:p>
     <w:p>
@@ -386,7 +386,7 @@
     </w:p>
     <w:p>
       <w:r>
-        <w:t>How organisations assess performance, funding needs, and financial priorities to support sustainable growth.</w:t>
+        <w:t>How organizations assess performance, funding needs, and financial priorities to support sustainable growth.</w:t>
       </w:r>
     </w:p>
     <w:p>
@@ -425,7 +425,7 @@
     </w:p>
     <w:p>
       <w:r>
-        <w:t>How sound financial management supports SMEs, entrepreneurial ventures, and expanding organisations, which is most of the Gulf economy.</w:t>
+        <w:t>How sound financial management supports SMEs, entrepreneurial ventures, and expanding organizations, which is most of the Gulf economy.</w:t>
       </w:r>
     </w:p>
     <w:p>
@@ -614,7 +614,7 @@
     </w:p>
     <w:p>
       <w:r>
-        <w:t>Roles come from the programme's official career outcomes across finance, banking, investment, analysis, risk, and commercial management.</w:t>
+        <w:t>Roles come from the program's official career outcomes across finance, banking, investment, analysis, risk, and commercial management.</w:t>
       </w:r>
     </w:p>
     <w:p>
@@ -622,7 +622,7 @@
         <w:pStyle w:val="Heading2"/>
       </w:pPr>
       <w:r>
-        <w:t>Programme Structure</w:t>
+        <w:t>Program Structure</w:t>
       </w:r>
     </w:p>
     <w:p>
@@ -796,7 +796,7 @@
         <w:pStyle w:val="ListBullet"/>
       </w:pPr>
       <w:r>
-        <w:t>Financial analysis, investment intelligence, and strategic growth: the three dimensions the programme connects, so graduates evaluate performance, make informed investment decisions, and contribute to commercially sound growth</w:t>
+        <w:t>Financial analysis, investment intelligence, and strategic growth: the three dimensions the program connects, so graduates evaluate performance, make informed investment decisions, and contribute to commercially sound growth</w:t>
       </w:r>
     </w:p>
     <w:p>
@@ -842,7 +842,7 @@
               <w:rPr>
                 <w:sz w:val="20"/>
               </w:rPr>
-              <w:t>Dedicated guidance from experienced faculty throughout the programme</w:t>
+              <w:t>Dedicated guidance from experienced faculty throughout the program</w:t>
             </w:r>
           </w:p>
         </w:tc>
@@ -1122,7 +1122,7 @@
                 <w:b/>
                 <w:sz w:val="20"/>
               </w:rPr>
-              <w:t>Programme Fees</w:t>
+              <w:t>Program Fees</w:t>
             </w:r>
           </w:p>
         </w:tc>
@@ -1193,7 +1193,7 @@
               <w:rPr>
                 <w:sz w:val="20"/>
               </w:rPr>
-              <w:t>Registration fee, initial payment, and instalment options itemised in the breakdown</w:t>
+              <w:t>Registration fee, initial payment, and installment options itemised in the breakdown</w:t>
             </w:r>
           </w:p>
         </w:tc>
@@ -1265,7 +1265,7 @@
         <w:t xml:space="preserve">Request the fee structure: </w:t>
       </w:r>
       <w:r>
-        <w:t>Fee structures vary with the intake, eligibility, and study arrangements. Speak with the admissions team for a personalised breakdown covering the registration fee, initial payment, instalment options, and available scholarships. It costs nothing and binds you to nothing.</w:t>
+        <w:t>Fee structures vary with the intake, eligibility, and study arrangements. Speak with the admissions team for a personalised breakdown covering the registration fee, initial payment, installment options, and available scholarships. It costs nothing and binds you to nothing.</w:t>
       </w:r>
     </w:p>
     <w:sectPr>
